--- a/data/raw/灵山讲解词.docx
+++ b/data/raw/灵山讲解词.docx
@@ -3,29 +3,276 @@
 <w:document xmlns:wpc="http://schemas.microsoft.com/office/word/2010/wordprocessingCanvas" xmlns:mc="http://schemas.openxmlformats.org/markup-compatibility/2006" xmlns:o="urn:schemas-microsoft-com:office:office" xmlns:r="http://schemas.openxmlformats.org/officeDocument/2006/relationships" xmlns:m="http://schemas.openxmlformats.org/officeDocument/2006/math" xmlns:v="urn:schemas-microsoft-com:vml" xmlns:wp14="http://schemas.microsoft.com/office/word/2010/wordprocessingDrawing" xmlns:wp="http://schemas.openxmlformats.org/drawingml/2006/wordprocessingDrawing" xmlns:w="http://schemas.openxmlformats.org/wordprocessingml/2006/main" xmlns:w14="http://schemas.microsoft.com/office/word/2010/wordml" xmlns:w10="urn:schemas-microsoft-com:office:word" xmlns:w15="http://schemas.microsoft.com/office/word/2012/wordml" xmlns:wpg="http://schemas.microsoft.com/office/word/2010/wordprocessingGroup" xmlns:wpi="http://schemas.microsoft.com/office/word/2010/wordprocessingInk" xmlns:wne="http://schemas.microsoft.com/office/word/2006/wordml" xmlns:wps="http://schemas.microsoft.com/office/word/2010/wordprocessingShape" xmlns:wpsCustomData="http://www.wps.cn/officeDocument/2013/wpsCustomData" mc:Ignorable="w14 w15 wp14">
   <w:body>
     <w:p>
+      <w:pPr>
+        <w:rPr>
+          <w:rFonts w:hint="eastAsia"/>
+        </w:rPr>
+      </w:pPr>
       <w:r>
-        <w:t>灵山大佛：高88米，重700吨，位于无锡灵山胜境，1997年开光。</w:t>
+        <w:rPr>
+          <w:rFonts w:hint="eastAsia"/>
+        </w:rPr>
+        <w:t>灵山大佛</w:t>
       </w:r>
-    </w:p>
-    <w:p>
-      <w:r>
-        <w:t>梵宫：灵山胜境核心建筑，建筑面积7万平米，内有世界最大室内铜制释迦摩尼。</w:t>
-      </w:r>
-    </w:p>
-    <w:p>
-      <w:r>
-        <w:t>门票价格：成人票210元每人，1.4米以下儿童免费，60岁以上半价。</w:t>
-      </w:r>
-      <w:bookmarkStart w:id="0" w:name="_GoBack"/>
-      <w:bookmarkEnd w:id="0"/>
     </w:p>
     <w:p>
       <w:pPr>
         <w:rPr>
-          <w:rFonts w:hint="default" w:eastAsia="宋体"/>
+          <w:rFonts w:hint="eastAsia"/>
+        </w:rPr>
+      </w:pPr>
+      <w:r>
+        <w:rPr>
+          <w:rFonts w:hint="eastAsia"/>
+        </w:rPr>
+        <w:t>灵山大佛位于江苏省无锡市太湖西北部的马山镇灵山胜境内，是灵山胜境的标志性建筑，于1997年11月15日落成开光。大佛通高88米（其中佛体79米，莲花瓣9米），含台基总高101.5米，总用铜量725吨（*修正：原700吨*）。佛体由2000块铸铜面板拼接而成。大佛右手施无畏印（除却众生痛苦），左手施与愿印（赐予众生欢乐）。登顶需攀登216级登云道，暗合佛教108烦恼与108愿望。大佛基座内还设有佛教文化博览馆（三层结构，含万佛殿等）。</w:t>
+      </w:r>
+    </w:p>
+    <w:p>
+      <w:pPr>
+        <w:rPr>
+          <w:rFonts w:hint="eastAsia"/>
+        </w:rPr>
+      </w:pPr>
+    </w:p>
+    <w:p>
+      <w:pPr>
+        <w:rPr>
+          <w:rFonts w:hint="eastAsia"/>
+        </w:rPr>
+      </w:pPr>
+      <w:r>
+        <w:rPr>
+          <w:rFonts w:hint="eastAsia"/>
+        </w:rPr>
+        <w:t>灵山梵宫</w:t>
+      </w:r>
+    </w:p>
+    <w:p>
+      <w:pPr>
+        <w:rPr>
+          <w:rFonts w:hint="eastAsia"/>
+        </w:rPr>
+      </w:pPr>
+      <w:r>
+        <w:rPr>
+          <w:rFonts w:hint="eastAsia"/>
+        </w:rPr>
+        <w:t>灵山梵宫是灵山胜境核心建筑，被誉为“佛教艺术的卢浮宫”及“东方卢浮宫”。建筑面积7.2万平方米（*修正：原7万平米*），造价18亿。外观以华藏塔风格为主，顶部五座莲花圣塔象征“五方五佛”。内部汇集了东阳木雕、敦煌壁画、扬州漆器、景泰蓝须弥灯等多种传统工艺，并设有28米高的星空穹顶（用100公斤纯金绘制天象图）及《华藏世界》琉璃巨制。梵宫圣坛可容纳2000人观演，每日定时上演《灵山吉祥颂》演出（10:35、11:30、14:00、16:00），运用全息投影、水雾等技术演绎佛陀成道的故事。</w:t>
+      </w:r>
+    </w:p>
+    <w:p>
+      <w:pPr>
+        <w:rPr>
+          <w:rFonts w:hint="eastAsia"/>
+        </w:rPr>
+      </w:pPr>
+    </w:p>
+    <w:p>
+      <w:pPr>
+        <w:rPr>
+          <w:rFonts w:hint="eastAsia"/>
+        </w:rPr>
+      </w:pPr>
+      <w:r>
+        <w:rPr>
+          <w:rFonts w:hint="eastAsia"/>
+        </w:rPr>
+        <w:t>祥符禅寺</w:t>
+      </w:r>
+    </w:p>
+    <w:p>
+      <w:pPr>
+        <w:rPr>
+          <w:rFonts w:hint="eastAsia"/>
+        </w:rPr>
+      </w:pPr>
+      <w:r>
+        <w:rPr>
+          <w:rFonts w:hint="eastAsia"/>
+        </w:rPr>
+        <w:t>祥符禅寺为景区历史文化根基，始建于唐贞观年间，由玄奘法师弟子窥基大师开坛讲经。北宋大中祥符年间赐额“祥符禅寺”。寺内留存有千年古银杏、六角井（唐代名泉）等遗迹，钟楼内悬挂重达12.8吨的“祥符禅钟”（江南第一钟）。</w:t>
+      </w:r>
+    </w:p>
+    <w:p>
+      <w:pPr>
+        <w:rPr>
+          <w:rFonts w:hint="eastAsia"/>
+        </w:rPr>
+      </w:pPr>
+    </w:p>
+    <w:p>
+      <w:pPr>
+        <w:rPr>
+          <w:rFonts w:hint="eastAsia"/>
+        </w:rPr>
+      </w:pPr>
+      <w:r>
+        <w:rPr>
+          <w:rFonts w:hint="eastAsia"/>
+        </w:rPr>
+        <w:t>九龙灌浴</w:t>
+      </w:r>
+    </w:p>
+    <w:p>
+      <w:pPr>
+        <w:rPr>
+          <w:rFonts w:hint="eastAsia"/>
+        </w:rPr>
+      </w:pPr>
+      <w:r>
+        <w:rPr>
+          <w:rFonts w:hint="eastAsia"/>
+        </w:rPr>
+        <w:t>景区标志性动态景观，总高27.2米，核心为高7.2米的鎏金太子佛。每日有4-5场表演（约10:00、11:30、13:30、15:00等），生动再现释迦牟尼诞生时“花开见佛，九龙沐浴”的祥瑞景象。表演结束后，游客可在广场两侧接取“圣水”，寓意祈福安康。</w:t>
+      </w:r>
+    </w:p>
+    <w:p>
+      <w:pPr>
+        <w:rPr>
+          <w:rFonts w:hint="eastAsia"/>
+        </w:rPr>
+      </w:pPr>
+    </w:p>
+    <w:p>
+      <w:pPr>
+        <w:rPr>
+          <w:rFonts w:hint="eastAsia"/>
+        </w:rPr>
+      </w:pPr>
+      <w:r>
+        <w:rPr>
+          <w:rFonts w:hint="eastAsia"/>
+        </w:rPr>
+        <w:t>五印坛城</w:t>
+      </w:r>
+    </w:p>
+    <w:p>
+      <w:pPr>
+        <w:rPr>
+          <w:rFonts w:hint="eastAsia"/>
+        </w:rPr>
+      </w:pPr>
+      <w:r>
+        <w:rPr>
+          <w:rFonts w:hint="eastAsia"/>
+        </w:rPr>
+        <w:t>藏传佛教文化核心区，占地约5000平方米，有“小布达拉宫”之称。白墙红边金顶，内部供奉五方五佛，壁画采用纯手工绘制。转经廊内设有108个纯铜转经筒，游客可顺时针转动经筒祈福。</w:t>
+      </w:r>
+    </w:p>
+    <w:p>
+      <w:pPr>
+        <w:rPr>
+          <w:rFonts w:hint="eastAsia"/>
+        </w:rPr>
+      </w:pPr>
+    </w:p>
+    <w:p>
+      <w:pPr>
+        <w:rPr>
+          <w:rFonts w:hint="eastAsia"/>
+        </w:rPr>
+      </w:pPr>
+      <w:r>
+        <w:rPr>
+          <w:rFonts w:hint="eastAsia"/>
+        </w:rPr>
+        <w:t>门票价格与开放时间</w:t>
+      </w:r>
+    </w:p>
+    <w:p>
+      <w:pPr>
+        <w:rPr>
+          <w:rFonts w:hint="eastAsia"/>
+        </w:rPr>
+      </w:pPr>
+      <w:r>
+        <w:rPr>
+          <w:rFonts w:hint="eastAsia"/>
+        </w:rPr>
+        <w:t>开放时间：全年 07:30 - 17:30（部分室内场馆9:00-17</w:t>
+      </w:r>
+      <w:bookmarkStart w:id="0" w:name="_GoBack"/>
+      <w:bookmarkEnd w:id="0"/>
+      <w:r>
+        <w:rPr>
+          <w:rFonts w:hint="eastAsia"/>
+        </w:rPr>
+        <w:t>:00）。</w:t>
+      </w:r>
+    </w:p>
+    <w:p>
+      <w:pPr>
+        <w:rPr>
+          <w:rFonts w:hint="eastAsia"/>
+        </w:rPr>
+      </w:pPr>
+      <w:r>
+        <w:rPr>
+          <w:rFonts w:hint="eastAsia"/>
+        </w:rPr>
+        <w:t>门票政策（*修正与细化*）：</w:t>
+      </w:r>
+    </w:p>
+    <w:p>
+      <w:pPr>
+        <w:rPr>
+          <w:rFonts w:hint="eastAsia"/>
+        </w:rPr>
+      </w:pPr>
+    </w:p>
+    <w:p>
+      <w:pPr>
+        <w:rPr>
+          <w:rFonts w:hint="eastAsia"/>
+        </w:rPr>
+      </w:pPr>
+      <w:r>
+        <w:rPr>
+          <w:rFonts w:hint="eastAsia"/>
+        </w:rPr>
+        <w:t>成人票：210元/人（18周岁以上成年人）。</w:t>
+      </w:r>
+    </w:p>
+    <w:p>
+      <w:pPr>
+        <w:rPr>
+          <w:rFonts w:hint="eastAsia"/>
+        </w:rPr>
+      </w:pPr>
+      <w:r>
+        <w:rPr>
+          <w:rFonts w:hint="eastAsia"/>
+        </w:rPr>
+        <w:t>半价票：105元/人（6-18周岁未成年人、全日制本科及以下学生、60-69周岁老人）。</w:t>
+      </w:r>
+    </w:p>
+    <w:p>
+      <w:pPr>
+        <w:rPr>
+          <w:rFonts w:hint="eastAsia"/>
+        </w:rPr>
+      </w:pPr>
+      <w:r>
+        <w:rPr>
+          <w:rFonts w:hint="eastAsia"/>
+        </w:rPr>
+        <w:t>免票：6周岁以下或1.4米以下儿童、70周岁以上老人、现役军人、残疾人。</w:t>
+      </w:r>
+    </w:p>
+    <w:p>
+      <w:pPr>
+        <w:rPr>
+          <w:rFonts w:hint="default"/>
           <w:lang w:val="en-US" w:eastAsia="zh-CN"/>
         </w:rPr>
       </w:pPr>
+      <w:r>
+        <w:rPr>
+          <w:rFonts w:hint="eastAsia"/>
+        </w:rPr>
+        <w:t>网购联票：225元/人（门票+观光车，无限次乘坐）。</w:t>
+      </w:r>
     </w:p>
     <w:sectPr>
       <w:pgSz w:w="12240" w:h="15840"/>

--- a/data/raw/灵山讲解词.docx
+++ b/data/raw/灵山讲解词.docx
@@ -190,15 +190,7 @@
         <w:rPr>
           <w:rFonts w:hint="eastAsia"/>
         </w:rPr>
-        <w:t>开放时间：全年 07:30 - 17:30（部分室内场馆9:00-17</w:t>
-      </w:r>
-      <w:bookmarkStart w:id="0" w:name="_GoBack"/>
-      <w:bookmarkEnd w:id="0"/>
-      <w:r>
-        <w:rPr>
-          <w:rFonts w:hint="eastAsia"/>
-        </w:rPr>
-        <w:t>:00）。</w:t>
+        <w:t>开放时间：全年 07:30 - 17:30（部分室内场馆9:00-17:00）。</w:t>
       </w:r>
     </w:p>
     <w:p>
@@ -263,8 +255,7 @@
     <w:p>
       <w:pPr>
         <w:rPr>
-          <w:rFonts w:hint="default"/>
-          <w:lang w:val="en-US" w:eastAsia="zh-CN"/>
+          <w:rFonts w:hint="eastAsia"/>
         </w:rPr>
       </w:pPr>
       <w:r>
@@ -273,6 +264,16 @@
         </w:rPr>
         <w:t>网购联票：225元/人（门票+观光车，无限次乘坐）。</w:t>
       </w:r>
+    </w:p>
+    <w:p>
+      <w:pPr>
+        <w:rPr>
+          <w:rFonts w:hint="default" w:eastAsia="宋体"/>
+          <w:lang w:val="en-US" w:eastAsia="zh-CN"/>
+        </w:rPr>
+      </w:pPr>
+      <w:bookmarkStart w:id="0" w:name="_GoBack"/>
+      <w:bookmarkEnd w:id="0"/>
     </w:p>
     <w:sectPr>
       <w:pgSz w:w="12240" w:h="15840"/>
